--- a/CS 4800 - Captsone/Meeting Minutes/Team Meeting Minutes - 11-9-2025.docx
+++ b/CS 4800 - Captsone/Meeting Minutes/Team Meeting Minutes - 11-9-2025.docx
@@ -559,21 +559,12 @@
                 <w:szCs w:val="20"/>
               </w:rPr>
             </w:pPr>
-            <w:proofErr w:type="spellStart"/>
-            <w:r>
-              <w:rPr>
-                <w:sz w:val="20"/>
-                <w:szCs w:val="20"/>
-              </w:rPr>
-              <w:t>Github</w:t>
-            </w:r>
-            <w:proofErr w:type="spellEnd"/>
-            <w:r>
-              <w:rPr>
-                <w:sz w:val="20"/>
-                <w:szCs w:val="20"/>
-              </w:rPr>
-              <w:t xml:space="preserve"> protocol with branches</w:t>
+            <w:r>
+              <w:rPr>
+                <w:sz w:val="20"/>
+                <w:szCs w:val="20"/>
+              </w:rPr>
+              <w:t>Github protocol with branches</w:t>
             </w:r>
           </w:p>
           <w:p>
@@ -624,23 +615,7 @@
                 <w:sz w:val="20"/>
                 <w:szCs w:val="20"/>
               </w:rPr>
-              <w:t xml:space="preserve"> more frequently to GitHub per Dr. Conte De Leon; 10 </w:t>
-            </w:r>
-            <w:proofErr w:type="spellStart"/>
-            <w:r>
-              <w:rPr>
-                <w:sz w:val="20"/>
-                <w:szCs w:val="20"/>
-              </w:rPr>
-              <w:t>hrs</w:t>
-            </w:r>
-            <w:proofErr w:type="spellEnd"/>
-            <w:r>
-              <w:rPr>
-                <w:sz w:val="20"/>
-                <w:szCs w:val="20"/>
-              </w:rPr>
-              <w:t xml:space="preserve"> of work time per week</w:t>
+              <w:t xml:space="preserve"> more frequently to GitHub per Dr. Conte De Leon; 10 hrs of work time per week</w:t>
             </w:r>
           </w:p>
           <w:p>
@@ -662,23 +637,7 @@
                 <w:sz w:val="20"/>
                 <w:szCs w:val="20"/>
               </w:rPr>
-              <w:t xml:space="preserve">Creating Blueprints from C++ should be done while writing the C++, but it seems Unreal </w:t>
-            </w:r>
-            <w:proofErr w:type="gramStart"/>
-            <w:r>
-              <w:rPr>
-                <w:sz w:val="20"/>
-                <w:szCs w:val="20"/>
-              </w:rPr>
-              <w:t>has to</w:t>
-            </w:r>
-            <w:proofErr w:type="gramEnd"/>
-            <w:r>
-              <w:rPr>
-                <w:sz w:val="20"/>
-                <w:szCs w:val="20"/>
-              </w:rPr>
-              <w:t xml:space="preserve"> be restarted every time you build the code, so it’s time consuming.</w:t>
+              <w:t>Creating Blueprints from C++ should be done while writing the C++, but it seems Unreal has to be restarted every time you build the code, so it’s time consuming.</w:t>
             </w:r>
           </w:p>
           <w:p>
@@ -856,17 +815,22 @@
                 <w:sz w:val="20"/>
                 <w:szCs w:val="20"/>
               </w:rPr>
-              <w:t xml:space="preserve">Documentation for use of emulator and </w:t>
-            </w:r>
-            <w:proofErr w:type="spellStart"/>
-            <w:r>
-              <w:rPr>
-                <w:sz w:val="20"/>
-                <w:szCs w:val="20"/>
-              </w:rPr>
-              <w:t>nanoModbus</w:t>
-            </w:r>
-            <w:proofErr w:type="spellEnd"/>
+              <w:t>Documentation for use of emulator</w:t>
+            </w:r>
+            <w:r>
+              <w:rPr>
+                <w:sz w:val="20"/>
+                <w:szCs w:val="20"/>
+              </w:rPr>
+              <w:t>– how to get emulator to provide data</w:t>
+            </w:r>
+            <w:r>
+              <w:rPr>
+                <w:sz w:val="20"/>
+                <w:szCs w:val="20"/>
+              </w:rPr>
+              <w:t xml:space="preserve"> to the sample scene</w:t>
+            </w:r>
           </w:p>
           <w:p>
             <w:pPr>
@@ -889,7 +853,23 @@
                 <w:sz w:val="20"/>
                 <w:szCs w:val="20"/>
               </w:rPr>
-              <w:t>Start producing wrapper functions for use in Blueprints</w:t>
+              <w:t xml:space="preserve">Start producing wrapper functions for use in </w:t>
+            </w:r>
+            <w:r>
+              <w:rPr>
+                <w:color w:val="222222"/>
+                <w:sz w:val="20"/>
+                <w:szCs w:val="20"/>
+              </w:rPr>
+              <w:t>the sample scen</w:t>
+            </w:r>
+            <w:r>
+              <w:rPr>
+                <w:color w:val="222222"/>
+                <w:sz w:val="20"/>
+                <w:szCs w:val="20"/>
+              </w:rPr>
+              <w:t>e</w:t>
             </w:r>
           </w:p>
           <w:p>
@@ -907,24 +887,30 @@
                 <w:szCs w:val="20"/>
               </w:rPr>
             </w:pPr>
-            <w:proofErr w:type="gramStart"/>
             <w:r>
               <w:rPr>
                 <w:color w:val="222222"/>
                 <w:sz w:val="20"/>
                 <w:szCs w:val="20"/>
               </w:rPr>
-              <w:t>Continue</w:t>
-            </w:r>
-            <w:proofErr w:type="gramEnd"/>
-            <w:r>
+              <w:t>Continue fleshing out Sample Scene, especially connection to Modbus</w:t>
+            </w:r>
+          </w:p>
+          <w:p>
+            <w:pPr>
+              <w:pStyle w:val="ListParagraph"/>
+              <w:numPr>
+                <w:ilvl w:val="0"/>
+                <w:numId w:val="7"/>
+              </w:numPr>
+              <w:shd w:val="clear" w:color="auto" w:fill="FFFFFF"/>
+              <w:spacing w:line="240" w:lineRule="auto"/>
               <w:rPr>
                 <w:color w:val="222222"/>
                 <w:sz w:val="20"/>
                 <w:szCs w:val="20"/>
               </w:rPr>
-              <w:t xml:space="preserve"> fleshing out Sample Scene, especially connection to Modbus</w:t>
-            </w:r>
+            </w:pPr>
           </w:p>
           <w:p>
             <w:pPr>
@@ -993,23 +979,7 @@
                 <w:sz w:val="20"/>
                 <w:szCs w:val="20"/>
               </w:rPr>
-              <w:t xml:space="preserve">Readme update, new plan for the </w:t>
-            </w:r>
-            <w:proofErr w:type="spellStart"/>
-            <w:r>
-              <w:rPr>
-                <w:sz w:val="20"/>
-                <w:szCs w:val="20"/>
-              </w:rPr>
-              <w:t>modbus</w:t>
-            </w:r>
-            <w:proofErr w:type="spellEnd"/>
-            <w:r>
-              <w:rPr>
-                <w:sz w:val="20"/>
-                <w:szCs w:val="20"/>
-              </w:rPr>
-              <w:t xml:space="preserve"> class structure</w:t>
+              <w:t>Readme update, new plan for the modbus class structure</w:t>
             </w:r>
           </w:p>
           <w:p>
@@ -1026,6 +996,35 @@
                 <w:szCs w:val="20"/>
               </w:rPr>
             </w:pPr>
+            <w:r>
+              <w:rPr>
+                <w:sz w:val="20"/>
+                <w:szCs w:val="20"/>
+              </w:rPr>
+              <w:t>New sample scene stuff now actually pushed to github and is on SampleScene branch</w:t>
+            </w:r>
+            <w:r>
+              <w:rPr>
+                <w:sz w:val="20"/>
+                <w:szCs w:val="20"/>
+              </w:rPr>
+              <w:t>.  Player moves more easily and gauge needle rotates based on input.</w:t>
+            </w:r>
+          </w:p>
+          <w:p>
+            <w:pPr>
+              <w:pStyle w:val="ListParagraph"/>
+              <w:numPr>
+                <w:ilvl w:val="0"/>
+                <w:numId w:val="8"/>
+              </w:numPr>
+              <w:shd w:val="clear" w:color="auto" w:fill="FFFFFF"/>
+              <w:spacing w:line="240" w:lineRule="auto"/>
+              <w:rPr>
+                <w:sz w:val="20"/>
+                <w:szCs w:val="20"/>
+              </w:rPr>
+            </w:pPr>
           </w:p>
           <w:p>
             <w:pPr>
@@ -1041,6 +1040,13 @@
                 <w:szCs w:val="20"/>
               </w:rPr>
             </w:pPr>
+            <w:r>
+              <w:rPr>
+                <w:sz w:val="20"/>
+                <w:szCs w:val="20"/>
+              </w:rPr>
+              <w:t>Re-do task backlog with more detail</w:t>
+            </w:r>
           </w:p>
           <w:p>
             <w:pPr>
@@ -1296,8 +1302,12 @@
       </w:pPr>
     </w:p>
     <w:sectPr>
-      <w:headerReference w:type="default" r:id="rId7"/>
-      <w:footerReference w:type="default" r:id="rId8"/>
+      <w:headerReference w:type="even" r:id="rId7"/>
+      <w:headerReference w:type="default" r:id="rId8"/>
+      <w:footerReference w:type="even" r:id="rId9"/>
+      <w:footerReference w:type="default" r:id="rId10"/>
+      <w:headerReference w:type="first" r:id="rId11"/>
+      <w:footerReference w:type="first" r:id="rId12"/>
       <w:pgSz w:w="12240" w:h="15840"/>
       <w:pgMar w:top="720" w:right="720" w:bottom="720" w:left="720" w:header="720" w:footer="720" w:gutter="0"/>
       <w:pgNumType w:start="1"/>
@@ -1336,6 +1346,16 @@
 <w:ftr xmlns:wpc="http://schemas.microsoft.com/office/word/2010/wordprocessingCanvas" xmlns:cx="http://schemas.microsoft.com/office/drawing/2014/chartex" xmlns:cx1="http://schemas.microsoft.com/office/drawing/2015/9/8/chartex" xmlns:cx2="http://schemas.microsoft.com/office/drawing/2015/10/21/chartex" xmlns:cx3="http://schemas.microsoft.com/office/drawing/2016/5/9/chartex" xmlns:cx4="http://schemas.microsoft.com/office/drawing/2016/5/10/chartex" xmlns:cx5="http://schemas.microsoft.com/office/drawing/2016/5/11/chartex" xmlns:cx6="http://schemas.microsoft.com/office/drawing/2016/5/12/chartex" xmlns:cx7="http://schemas.microsoft.com/office/drawing/2016/5/13/chartex" xmlns:cx8="http://schemas.microsoft.com/office/drawing/2016/5/14/chartex" xmlns:mc="http://schemas.openxmlformats.org/markup-compatibility/2006" xmlns:aink="http://schemas.microsoft.com/office/drawing/2016/ink" xmlns:am3d="http://schemas.microsoft.com/office/drawing/2017/model3d" xmlns:o="urn:schemas-microsoft-com:office:office" xmlns:oel="http://schemas.microsoft.com/office/2019/extlst" xmlns:r="http://schemas.openxmlformats.org/officeDocument/2006/relationships" xmlns:m="http://schemas.openxmlformats.org/officeDocument/2006/math" xmlns:v="urn:schemas-microsoft-com:vml" xmlns:wp14="http://schemas.microsoft.com/office/word/2010/wordprocessingDrawing" xmlns:wp="http://schemas.openxmlformats.org/drawingml/2006/wordprocessingDrawing" xmlns:w10="urn:schemas-microsoft-com:office:word" xmlns:w="http://schemas.openxmlformats.org/wordprocessingml/2006/main" xmlns:w14="http://schemas.microsoft.com/office/word/2010/wordml" xmlns:w15="http://schemas.microsoft.com/office/word/2012/wordml" xmlns:w16cex="http://schemas.microsoft.com/office/word/2018/wordml/cex" xmlns:w16cid="http://schemas.microsoft.com/office/word/2016/wordml/cid" xmlns:w16="http://schemas.microsoft.com/office/word/2018/wordml" xmlns:w16du="http://schemas.microsoft.com/office/word/2023/wordml/word16du" xmlns:w16sdtdh="http://schemas.microsoft.com/office/word/2020/wordml/sdtdatahash" xmlns:w16sdtfl="http://schemas.microsoft.com/office/word/2024/wordml/sdtformatlock" xmlns:w16se="http://schemas.microsoft.com/office/word/2015/wordml/symex" xmlns:wpg="http://schemas.microsoft.com/office/word/2010/wordprocessingGroup" xmlns:wpi="http://schemas.microsoft.com/office/word/2010/wordprocessingInk" xmlns:wne="http://schemas.microsoft.com/office/word/2006/wordml" xmlns:wps="http://schemas.microsoft.com/office/word/2010/wordprocessingShape" mc:Ignorable="w14 w15 w16se w16cid w16 w16cex w16sdtdh w16sdtfl w16du wp14">
   <w:p>
     <w:pPr>
+      <w:pStyle w:val="Footer"/>
+    </w:pPr>
+  </w:p>
+</w:ftr>
+</file>
+
+<file path=word/footer2.xml><?xml version="1.0" encoding="utf-8"?>
+<w:ftr xmlns:wpc="http://schemas.microsoft.com/office/word/2010/wordprocessingCanvas" xmlns:cx="http://schemas.microsoft.com/office/drawing/2014/chartex" xmlns:cx1="http://schemas.microsoft.com/office/drawing/2015/9/8/chartex" xmlns:cx2="http://schemas.microsoft.com/office/drawing/2015/10/21/chartex" xmlns:cx3="http://schemas.microsoft.com/office/drawing/2016/5/9/chartex" xmlns:cx4="http://schemas.microsoft.com/office/drawing/2016/5/10/chartex" xmlns:cx5="http://schemas.microsoft.com/office/drawing/2016/5/11/chartex" xmlns:cx6="http://schemas.microsoft.com/office/drawing/2016/5/12/chartex" xmlns:cx7="http://schemas.microsoft.com/office/drawing/2016/5/13/chartex" xmlns:cx8="http://schemas.microsoft.com/office/drawing/2016/5/14/chartex" xmlns:mc="http://schemas.openxmlformats.org/markup-compatibility/2006" xmlns:aink="http://schemas.microsoft.com/office/drawing/2016/ink" xmlns:am3d="http://schemas.microsoft.com/office/drawing/2017/model3d" xmlns:o="urn:schemas-microsoft-com:office:office" xmlns:oel="http://schemas.microsoft.com/office/2019/extlst" xmlns:r="http://schemas.openxmlformats.org/officeDocument/2006/relationships" xmlns:m="http://schemas.openxmlformats.org/officeDocument/2006/math" xmlns:v="urn:schemas-microsoft-com:vml" xmlns:wp14="http://schemas.microsoft.com/office/word/2010/wordprocessingDrawing" xmlns:wp="http://schemas.openxmlformats.org/drawingml/2006/wordprocessingDrawing" xmlns:w10="urn:schemas-microsoft-com:office:word" xmlns:w="http://schemas.openxmlformats.org/wordprocessingml/2006/main" xmlns:w14="http://schemas.microsoft.com/office/word/2010/wordml" xmlns:w15="http://schemas.microsoft.com/office/word/2012/wordml" xmlns:w16cex="http://schemas.microsoft.com/office/word/2018/wordml/cex" xmlns:w16cid="http://schemas.microsoft.com/office/word/2016/wordml/cid" xmlns:w16="http://schemas.microsoft.com/office/word/2018/wordml" xmlns:w16du="http://schemas.microsoft.com/office/word/2023/wordml/word16du" xmlns:w16sdtdh="http://schemas.microsoft.com/office/word/2020/wordml/sdtdatahash" xmlns:w16sdtfl="http://schemas.microsoft.com/office/word/2024/wordml/sdtformatlock" xmlns:w16se="http://schemas.microsoft.com/office/word/2015/wordml/symex" xmlns:wpg="http://schemas.microsoft.com/office/word/2010/wordprocessingGroup" xmlns:wpi="http://schemas.microsoft.com/office/word/2010/wordprocessingInk" xmlns:wne="http://schemas.microsoft.com/office/word/2006/wordml" xmlns:wps="http://schemas.microsoft.com/office/word/2010/wordprocessingShape" mc:Ignorable="w14 w15 w16se w16cid w16 w16cex w16sdtdh w16sdtfl w16du wp14">
+  <w:p>
+    <w:pPr>
       <w:tabs>
         <w:tab w:val="center" w:pos="5400"/>
         <w:tab w:val="right" w:pos="10800"/>
@@ -1457,6 +1477,16 @@
       </w:rPr>
       <w:fldChar w:fldCharType="end"/>
     </w:r>
+  </w:p>
+</w:ftr>
+</file>
+
+<file path=word/footer3.xml><?xml version="1.0" encoding="utf-8"?>
+<w:ftr xmlns:wpc="http://schemas.microsoft.com/office/word/2010/wordprocessingCanvas" xmlns:cx="http://schemas.microsoft.com/office/drawing/2014/chartex" xmlns:cx1="http://schemas.microsoft.com/office/drawing/2015/9/8/chartex" xmlns:cx2="http://schemas.microsoft.com/office/drawing/2015/10/21/chartex" xmlns:cx3="http://schemas.microsoft.com/office/drawing/2016/5/9/chartex" xmlns:cx4="http://schemas.microsoft.com/office/drawing/2016/5/10/chartex" xmlns:cx5="http://schemas.microsoft.com/office/drawing/2016/5/11/chartex" xmlns:cx6="http://schemas.microsoft.com/office/drawing/2016/5/12/chartex" xmlns:cx7="http://schemas.microsoft.com/office/drawing/2016/5/13/chartex" xmlns:cx8="http://schemas.microsoft.com/office/drawing/2016/5/14/chartex" xmlns:mc="http://schemas.openxmlformats.org/markup-compatibility/2006" xmlns:aink="http://schemas.microsoft.com/office/drawing/2016/ink" xmlns:am3d="http://schemas.microsoft.com/office/drawing/2017/model3d" xmlns:o="urn:schemas-microsoft-com:office:office" xmlns:oel="http://schemas.microsoft.com/office/2019/extlst" xmlns:r="http://schemas.openxmlformats.org/officeDocument/2006/relationships" xmlns:m="http://schemas.openxmlformats.org/officeDocument/2006/math" xmlns:v="urn:schemas-microsoft-com:vml" xmlns:wp14="http://schemas.microsoft.com/office/word/2010/wordprocessingDrawing" xmlns:wp="http://schemas.openxmlformats.org/drawingml/2006/wordprocessingDrawing" xmlns:w10="urn:schemas-microsoft-com:office:word" xmlns:w="http://schemas.openxmlformats.org/wordprocessingml/2006/main" xmlns:w14="http://schemas.microsoft.com/office/word/2010/wordml" xmlns:w15="http://schemas.microsoft.com/office/word/2012/wordml" xmlns:w16cex="http://schemas.microsoft.com/office/word/2018/wordml/cex" xmlns:w16cid="http://schemas.microsoft.com/office/word/2016/wordml/cid" xmlns:w16="http://schemas.microsoft.com/office/word/2018/wordml" xmlns:w16du="http://schemas.microsoft.com/office/word/2023/wordml/word16du" xmlns:w16sdtdh="http://schemas.microsoft.com/office/word/2020/wordml/sdtdatahash" xmlns:w16sdtfl="http://schemas.microsoft.com/office/word/2024/wordml/sdtformatlock" xmlns:w16se="http://schemas.microsoft.com/office/word/2015/wordml/symex" xmlns:wpg="http://schemas.microsoft.com/office/word/2010/wordprocessingGroup" xmlns:wpi="http://schemas.microsoft.com/office/word/2010/wordprocessingInk" xmlns:wne="http://schemas.microsoft.com/office/word/2006/wordml" xmlns:wps="http://schemas.microsoft.com/office/word/2010/wordprocessingShape" mc:Ignorable="w14 w15 w16se w16cid w16 w16cex w16sdtdh w16sdtfl w16du wp14">
+  <w:p>
+    <w:pPr>
+      <w:pStyle w:val="Footer"/>
+    </w:pPr>
   </w:p>
 </w:ftr>
 </file>
@@ -1487,6 +1517,16 @@
 </file>
 
 <file path=word/header1.xml><?xml version="1.0" encoding="utf-8"?>
+<w:hdr xmlns:wpc="http://schemas.microsoft.com/office/word/2010/wordprocessingCanvas" xmlns:cx="http://schemas.microsoft.com/office/drawing/2014/chartex" xmlns:cx1="http://schemas.microsoft.com/office/drawing/2015/9/8/chartex" xmlns:cx2="http://schemas.microsoft.com/office/drawing/2015/10/21/chartex" xmlns:cx3="http://schemas.microsoft.com/office/drawing/2016/5/9/chartex" xmlns:cx4="http://schemas.microsoft.com/office/drawing/2016/5/10/chartex" xmlns:cx5="http://schemas.microsoft.com/office/drawing/2016/5/11/chartex" xmlns:cx6="http://schemas.microsoft.com/office/drawing/2016/5/12/chartex" xmlns:cx7="http://schemas.microsoft.com/office/drawing/2016/5/13/chartex" xmlns:cx8="http://schemas.microsoft.com/office/drawing/2016/5/14/chartex" xmlns:mc="http://schemas.openxmlformats.org/markup-compatibility/2006" xmlns:aink="http://schemas.microsoft.com/office/drawing/2016/ink" xmlns:am3d="http://schemas.microsoft.com/office/drawing/2017/model3d" xmlns:o="urn:schemas-microsoft-com:office:office" xmlns:oel="http://schemas.microsoft.com/office/2019/extlst" xmlns:r="http://schemas.openxmlformats.org/officeDocument/2006/relationships" xmlns:m="http://schemas.openxmlformats.org/officeDocument/2006/math" xmlns:v="urn:schemas-microsoft-com:vml" xmlns:wp14="http://schemas.microsoft.com/office/word/2010/wordprocessingDrawing" xmlns:wp="http://schemas.openxmlformats.org/drawingml/2006/wordprocessingDrawing" xmlns:w10="urn:schemas-microsoft-com:office:word" xmlns:w="http://schemas.openxmlformats.org/wordprocessingml/2006/main" xmlns:w14="http://schemas.microsoft.com/office/word/2010/wordml" xmlns:w15="http://schemas.microsoft.com/office/word/2012/wordml" xmlns:w16cex="http://schemas.microsoft.com/office/word/2018/wordml/cex" xmlns:w16cid="http://schemas.microsoft.com/office/word/2016/wordml/cid" xmlns:w16="http://schemas.microsoft.com/office/word/2018/wordml" xmlns:w16du="http://schemas.microsoft.com/office/word/2023/wordml/word16du" xmlns:w16sdtdh="http://schemas.microsoft.com/office/word/2020/wordml/sdtdatahash" xmlns:w16sdtfl="http://schemas.microsoft.com/office/word/2024/wordml/sdtformatlock" xmlns:w16se="http://schemas.microsoft.com/office/word/2015/wordml/symex" xmlns:wpg="http://schemas.microsoft.com/office/word/2010/wordprocessingGroup" xmlns:wpi="http://schemas.microsoft.com/office/word/2010/wordprocessingInk" xmlns:wne="http://schemas.microsoft.com/office/word/2006/wordml" xmlns:wps="http://schemas.microsoft.com/office/word/2010/wordprocessingShape" mc:Ignorable="w14 w15 w16se w16cid w16 w16cex w16sdtdh w16sdtfl w16du wp14">
+  <w:p>
+    <w:pPr>
+      <w:pStyle w:val="Header"/>
+    </w:pPr>
+  </w:p>
+</w:hdr>
+</file>
+
+<file path=word/header2.xml><?xml version="1.0" encoding="utf-8"?>
 <w:hdr xmlns:wpc="http://schemas.microsoft.com/office/word/2010/wordprocessingCanvas" xmlns:cx="http://schemas.microsoft.com/office/drawing/2014/chartex" xmlns:cx1="http://schemas.microsoft.com/office/drawing/2015/9/8/chartex" xmlns:cx2="http://schemas.microsoft.com/office/drawing/2015/10/21/chartex" xmlns:cx3="http://schemas.microsoft.com/office/drawing/2016/5/9/chartex" xmlns:cx4="http://schemas.microsoft.com/office/drawing/2016/5/10/chartex" xmlns:cx5="http://schemas.microsoft.com/office/drawing/2016/5/11/chartex" xmlns:cx6="http://schemas.microsoft.com/office/drawing/2016/5/12/chartex" xmlns:cx7="http://schemas.microsoft.com/office/drawing/2016/5/13/chartex" xmlns:cx8="http://schemas.microsoft.com/office/drawing/2016/5/14/chartex" xmlns:mc="http://schemas.openxmlformats.org/markup-compatibility/2006" xmlns:aink="http://schemas.microsoft.com/office/drawing/2016/ink" xmlns:am3d="http://schemas.microsoft.com/office/drawing/2017/model3d" xmlns:o="urn:schemas-microsoft-com:office:office" xmlns:oel="http://schemas.microsoft.com/office/2019/extlst" xmlns:r="http://schemas.openxmlformats.org/officeDocument/2006/relationships" xmlns:m="http://schemas.openxmlformats.org/officeDocument/2006/math" xmlns:v="urn:schemas-microsoft-com:vml" xmlns:wp14="http://schemas.microsoft.com/office/word/2010/wordprocessingDrawing" xmlns:wp="http://schemas.openxmlformats.org/drawingml/2006/wordprocessingDrawing" xmlns:w10="urn:schemas-microsoft-com:office:word" xmlns:w="http://schemas.openxmlformats.org/wordprocessingml/2006/main" xmlns:w14="http://schemas.microsoft.com/office/word/2010/wordml" xmlns:w15="http://schemas.microsoft.com/office/word/2012/wordml" xmlns:w16cex="http://schemas.microsoft.com/office/word/2018/wordml/cex" xmlns:w16cid="http://schemas.microsoft.com/office/word/2016/wordml/cid" xmlns:w16="http://schemas.microsoft.com/office/word/2018/wordml" xmlns:w16du="http://schemas.microsoft.com/office/word/2023/wordml/word16du" xmlns:w16sdtdh="http://schemas.microsoft.com/office/word/2020/wordml/sdtdatahash" xmlns:w16sdtfl="http://schemas.microsoft.com/office/word/2024/wordml/sdtformatlock" xmlns:w16se="http://schemas.microsoft.com/office/word/2015/wordml/symex" xmlns:wpg="http://schemas.microsoft.com/office/word/2010/wordprocessingGroup" xmlns:wpi="http://schemas.microsoft.com/office/word/2010/wordprocessingInk" xmlns:wne="http://schemas.microsoft.com/office/word/2006/wordml" xmlns:wps="http://schemas.microsoft.com/office/word/2010/wordprocessingShape" mc:Ignorable="w14 w15 w16se w16cid w16 w16cex w16sdtdh w16sdtfl w16du wp14">
   <w:p>
     <w:pPr>
@@ -1696,13 +1736,16 @@
             </w:rPr>
           </w:pPr>
           <w:r>
-            <w:t>1</w:t>
+            <w:t>XX</w:t>
           </w:r>
           <w:r>
-            <w:t>2</w:t>
+            <w:t>:</w:t>
           </w:r>
           <w:r>
-            <w:t xml:space="preserve">:00 </w:t>
+            <w:t>XX</w:t>
+          </w:r>
+          <w:r>
+            <w:t xml:space="preserve"> </w:t>
           </w:r>
           <w:r>
             <w:t>P</w:t>
@@ -1714,13 +1757,13 @@
             <w:t xml:space="preserve"> to </w:t>
           </w:r>
           <w:r>
-            <w:t>12</w:t>
+            <w:t>XX</w:t>
           </w:r>
           <w:r>
             <w:t>:</w:t>
           </w:r>
           <w:r>
-            <w:t>15</w:t>
+            <w:t>XX</w:t>
           </w:r>
           <w:r>
             <w:t xml:space="preserve"> </w:t>
@@ -1743,6 +1786,16 @@
       </w:tabs>
       <w:spacing w:line="240" w:lineRule="auto"/>
       <w:jc w:val="center"/>
+    </w:pPr>
+  </w:p>
+</w:hdr>
+</file>
+
+<file path=word/header3.xml><?xml version="1.0" encoding="utf-8"?>
+<w:hdr xmlns:wpc="http://schemas.microsoft.com/office/word/2010/wordprocessingCanvas" xmlns:cx="http://schemas.microsoft.com/office/drawing/2014/chartex" xmlns:cx1="http://schemas.microsoft.com/office/drawing/2015/9/8/chartex" xmlns:cx2="http://schemas.microsoft.com/office/drawing/2015/10/21/chartex" xmlns:cx3="http://schemas.microsoft.com/office/drawing/2016/5/9/chartex" xmlns:cx4="http://schemas.microsoft.com/office/drawing/2016/5/10/chartex" xmlns:cx5="http://schemas.microsoft.com/office/drawing/2016/5/11/chartex" xmlns:cx6="http://schemas.microsoft.com/office/drawing/2016/5/12/chartex" xmlns:cx7="http://schemas.microsoft.com/office/drawing/2016/5/13/chartex" xmlns:cx8="http://schemas.microsoft.com/office/drawing/2016/5/14/chartex" xmlns:mc="http://schemas.openxmlformats.org/markup-compatibility/2006" xmlns:aink="http://schemas.microsoft.com/office/drawing/2016/ink" xmlns:am3d="http://schemas.microsoft.com/office/drawing/2017/model3d" xmlns:o="urn:schemas-microsoft-com:office:office" xmlns:oel="http://schemas.microsoft.com/office/2019/extlst" xmlns:r="http://schemas.openxmlformats.org/officeDocument/2006/relationships" xmlns:m="http://schemas.openxmlformats.org/officeDocument/2006/math" xmlns:v="urn:schemas-microsoft-com:vml" xmlns:wp14="http://schemas.microsoft.com/office/word/2010/wordprocessingDrawing" xmlns:wp="http://schemas.openxmlformats.org/drawingml/2006/wordprocessingDrawing" xmlns:w10="urn:schemas-microsoft-com:office:word" xmlns:w="http://schemas.openxmlformats.org/wordprocessingml/2006/main" xmlns:w14="http://schemas.microsoft.com/office/word/2010/wordml" xmlns:w15="http://schemas.microsoft.com/office/word/2012/wordml" xmlns:w16cex="http://schemas.microsoft.com/office/word/2018/wordml/cex" xmlns:w16cid="http://schemas.microsoft.com/office/word/2016/wordml/cid" xmlns:w16="http://schemas.microsoft.com/office/word/2018/wordml" xmlns:w16du="http://schemas.microsoft.com/office/word/2023/wordml/word16du" xmlns:w16sdtdh="http://schemas.microsoft.com/office/word/2020/wordml/sdtdatahash" xmlns:w16sdtfl="http://schemas.microsoft.com/office/word/2024/wordml/sdtformatlock" xmlns:w16se="http://schemas.microsoft.com/office/word/2015/wordml/symex" xmlns:wpg="http://schemas.microsoft.com/office/word/2010/wordprocessingGroup" xmlns:wpi="http://schemas.microsoft.com/office/word/2010/wordprocessingInk" xmlns:wne="http://schemas.microsoft.com/office/word/2006/wordml" xmlns:wps="http://schemas.microsoft.com/office/word/2010/wordprocessingShape" mc:Ignorable="w14 w15 w16se w16cid w16 w16cex w16sdtdh w16sdtfl w16du wp14">
+  <w:p>
+    <w:pPr>
+      <w:pStyle w:val="Header"/>
     </w:pPr>
   </w:p>
 </w:hdr>
